--- a/Progress_Report.docx
+++ b/Progress_Report.docx
@@ -254,6 +254,7 @@
       <w:r>
         <w:rPr>
           <w:rFonts w:ascii="Times New Roman" w:hAnsi="Times New Roman" w:cs="Times New Roman"/>
+          <w:noProof/>
         </w:rPr>
         <w:drawing>
           <wp:inline distT="0" distB="0" distL="0" distR="0" wp14:anchorId="515F8905" wp14:editId="0446ECA6">
@@ -396,6 +397,7 @@
       <w:r>
         <w:rPr>
           <w:rFonts w:ascii="Times New Roman" w:hAnsi="Times New Roman" w:cs="Times New Roman"/>
+          <w:noProof/>
         </w:rPr>
         <w:drawing>
           <wp:inline distT="0" distB="0" distL="0" distR="0" wp14:anchorId="1E087230" wp14:editId="6A5AC588">
@@ -543,6 +545,7 @@
       <w:r>
         <w:rPr>
           <w:rFonts w:ascii="Times New Roman" w:hAnsi="Times New Roman" w:cs="Times New Roman"/>
+          <w:noProof/>
         </w:rPr>
         <w:drawing>
           <wp:inline distT="0" distB="0" distL="0" distR="0" wp14:anchorId="33425EBD" wp14:editId="71C77F91">
@@ -733,6 +736,7 @@
             <w:r>
               <w:rPr>
                 <w:rFonts w:ascii="Times New Roman" w:hAnsi="Times New Roman" w:cs="Times New Roman"/>
+                <w:noProof/>
               </w:rPr>
               <w:drawing>
                 <wp:inline distT="0" distB="0" distL="0" distR="0" wp14:anchorId="4A541D01" wp14:editId="3A4BBF59">
@@ -848,6 +852,7 @@
             <w:r>
               <w:rPr>
                 <w:rFonts w:ascii="Times New Roman" w:hAnsi="Times New Roman" w:cs="Times New Roman"/>
+                <w:noProof/>
               </w:rPr>
               <w:drawing>
                 <wp:inline distT="0" distB="0" distL="0" distR="0" wp14:anchorId="4A280B1C" wp14:editId="193D9D91">
@@ -935,13 +940,7 @@
               <w:rPr>
                 <w:color w:val="auto"/>
               </w:rPr>
-              <w:t xml:space="preserve">: </w:t>
-            </w:r>
-            <w:r>
-              <w:rPr>
-                <w:color w:val="auto"/>
-              </w:rPr>
-              <w:t>Summarizes linear dependencies between process temps and image statistics.</w:t>
+              <w:t>: Summarizes linear dependencies between process temps and image statistics.</w:t>
             </w:r>
           </w:p>
           <w:p>
@@ -1137,6 +1136,7 @@
             <w:r>
               <w:rPr>
                 <w:rFonts w:ascii="Times New Roman" w:hAnsi="Times New Roman" w:cs="Times New Roman"/>
+                <w:noProof/>
               </w:rPr>
               <w:drawing>
                 <wp:inline distT="0" distB="0" distL="0" distR="0" wp14:anchorId="603AEC96" wp14:editId="1BF2B8E0">
@@ -1282,6 +1282,7 @@
             <w:r>
               <w:rPr>
                 <w:rFonts w:ascii="Times New Roman" w:hAnsi="Times New Roman" w:cs="Times New Roman"/>
+                <w:noProof/>
               </w:rPr>
               <w:drawing>
                 <wp:inline distT="0" distB="0" distL="0" distR="0" wp14:anchorId="5DD0702E" wp14:editId="18DDA544">
@@ -1376,14 +1377,7 @@
                 <w:rFonts w:ascii="Times New Roman" w:hAnsi="Times New Roman" w:cs="Times New Roman"/>
                 <w:color w:val="auto"/>
               </w:rPr>
-              <w:t xml:space="preserve">: </w:t>
-            </w:r>
-            <w:r>
-              <w:rPr>
-                <w:rFonts w:ascii="Times New Roman" w:hAnsi="Times New Roman" w:cs="Times New Roman"/>
-                <w:color w:val="auto"/>
-              </w:rPr>
-              <w:t>Precision–recall curve for the XGBoost model on an unseen print, showing strong generalization (AP = 0.97).</w:t>
+              <w:t>: Precision–recall curve for the XGBoost model on an unseen print, showing strong generalization (AP = 0.97).</w:t>
             </w:r>
           </w:p>
         </w:tc>
@@ -2282,6 +2276,7 @@
   <w:style w:type="character" w:default="1" w:styleId="DefaultParagraphFont">
     <w:name w:val="Default Paragraph Font"/>
     <w:uiPriority w:val="1"/>
+    <w:semiHidden/>
     <w:unhideWhenUsed/>
   </w:style>
   <w:style w:type="table" w:default="1" w:styleId="TableNormal">
